--- a/Cover_Letters/Shinoy_Haskoning_Geotechnical_Software_Engineer_Cover_Letter.docx
+++ b/Cover_Letters/Shinoy_Haskoning_Geotechnical_Software_Engineer_Cover_Letter.docx
@@ -14,7 +14,7 @@
     </w:p>
     <w:p>
       <w:r>
-        <w:t>August 29, 2026</w:t>
+        <w:t>September 20, 2026</w:t>
       </w:r>
     </w:p>
     <w:p>
@@ -35,12 +35,7 @@
     </w:p>
     <w:p>
       <w:r>
-        <w:t>Your team at Haskoning caught my attention because the work combines software development with practical engineering challenges. In my past roles, I have focused on building reliable software packages, automating processes, and setting up CI/CD pipelines and containerized environments. I have also used tools like Gemini Code Assist to speed up script writing and development tasks.</w:t>
-      </w:r>
-    </w:p>
-    <w:p>
-      <w:r>
-        <w:t>I would be glad to bring my experience with Python, Git, and automated workflows to help your engineering projects.</w:t>
+        <w:t>I have spent over 8 years working in technical environments, building software testing frameworks, managing CI/CD pipelines, and writing Python and Java code. Your work at Haskoning in combining domain expertise with software development and AI integration aligns well with my background in backend validation and tooling automation. I also have practical experience using AI tools like Gemini Code Assist to speed up script generation and deployment tasks.</w:t>
       </w:r>
     </w:p>
     <w:p>

--- a/Cover_Letters/Shinoy_Haskoning_Geotechnical_Software_Engineer_Cover_Letter.docx
+++ b/Cover_Letters/Shinoy_Haskoning_Geotechnical_Software_Engineer_Cover_Letter.docx
@@ -14,7 +14,7 @@
     </w:p>
     <w:p>
       <w:r>
-        <w:t>September 20, 2026</w:t>
+        <w:t>October 11, 2026</w:t>
       </w:r>
     </w:p>
     <w:p>
@@ -35,7 +35,12 @@
     </w:p>
     <w:p>
       <w:r>
-        <w:t>I have spent over 8 years working in technical environments, building software testing frameworks, managing CI/CD pipelines, and writing Python and Java code. Your work at Haskoning in combining domain expertise with software development and AI integration aligns well with my background in backend validation and tooling automation. I also have practical experience using AI tools like Gemini Code Assist to speed up script generation and deployment tasks.</w:t>
+        <w:t>I was drawn to Haskoning because of your focus on combining engineering with practical software tools. In my previous work, I have built automation frameworks, managed Python scripts, and set up CI/CD pipelines using tools like Docker and Terraform. I am also comfortable using Gemini Code Assist to streamline deployment tasks and generate code.</w:t>
+      </w:r>
+    </w:p>
+    <w:p>
+      <w:r>
+        <w:t>I would enjoy bringing my background in software automation and system integration to your Infra unit.</w:t>
       </w:r>
     </w:p>
     <w:p>
